--- a/tillsyn/A 58572-2022 tillsynsbegäran.docx
+++ b/tillsyn/A 58572-2022 tillsynsbegäran.docx
@@ -268,7 +268,7 @@
     <w:r>
       <w:tab/>
       <w:tab/>
-      <w:t>2026-06-18</w:t>
+      <w:t>2026-06-19</w:t>
       <w:br/>
       <w:br/>
     </w:r>

--- a/tillsyn/A 58572-2022 tillsynsbegäran.docx
+++ b/tillsyn/A 58572-2022 tillsynsbegäran.docx
@@ -268,7 +268,7 @@
     <w:r>
       <w:tab/>
       <w:tab/>
-      <w:t>2026-06-19</w:t>
+      <w:t>2026-06-20</w:t>
       <w:br/>
       <w:br/>
     </w:r>

--- a/tillsyn/A 58572-2022 tillsynsbegäran.docx
+++ b/tillsyn/A 58572-2022 tillsynsbegäran.docx
@@ -12,10 +12,7 @@
     </w:p>
     <w:p>
       <w:r>
-        <w:t>Detta dokument behandlar höga naturvärden i avverkningsanmälan A 58572-2022 i Skellefteå kommun som inkom 2022-12-07 och omfattar 14,7 ha.</w:t>
-      </w:r>
-      <w:r>
-        <w:t xml:space="preserve"> I Figur 1 visas fyndplatser för naturvårdsarter i området, som finns registrerade på Artportalen.</w:t>
+        <w:t>Denna tillsynsbegäran behandlar höga naturvärden i avverkningsanmälan A 58572-2022 i Skellefteå kommun som inkom 2022-12-07 och omfattar 14,7 ha.</w:t>
       </w:r>
     </w:p>
     <w:p>
@@ -63,7 +60,20 @@
         <w:spacing w:after="240"/>
       </w:pPr>
       <w:r>
-        <w:t>Figur 1. Fyndplatser för naturvårdsarter inom 16 meter från avverkningsanmälan (röd linje). Inom parentes anges rödlistekategorier, S för signalarter, Tför typiska arter och fridlysningsparagrafer i artskyddsförordningen.Markörer utan svart kant är placerade på fyndplatsen. Markörer med svart kant är placerade vid sidan av fyndplatsen och har ett svart streck som visar fyndplatsens exakta position. Kartans mittpunktskoordinat är N 7237395, E 732808 i SWEREF 99 TM.</w:t>
+        <w:t>Figur 1. Fyndplatser för naturvårdsarter inom 16 meter från avverkningsanmälan. Markörer utan svart kant är placerade på fyndplatsen. Markörer med svart kant är placerade vid sidan av fyndplatsen har ett svart streck som visar fyndplatsens exakta position. Kartans mittpunktskoordinat är N 7237395, E 732808 i SWEREF 99 TM.</w:t>
+      </w:r>
+    </w:p>
+    <w:p>
+      <w:r>
+        <w:t>Inom 16 meter från avverkningsanmälan finns fynd av 2 naturvårdsarter, varav 1 är rödlistad, 1 är fridlyst och 1 är typisk (T): motaggsvamp (NT, T) och fläcknycklar (§8). Se Figur 1.</w:t>
+      </w:r>
+    </w:p>
+    <w:p>
+      <w:pPr>
+        <w:pStyle w:val="Heading1"/>
+      </w:pPr>
+      <w:r>
+        <w:t>Tillsynsbegäran</w:t>
       </w:r>
     </w:p>
     <w:p>
@@ -77,47 +87,16 @@
       </w:r>
     </w:p>
     <w:p>
-      <w:r>
-        <w:t>Nedan beskrivs fynd av naturvårdsarter och fridlysta arter som gjorts i det avverkningsanmälda området.</w:t>
-      </w:r>
-    </w:p>
-    <w:p>
       <w:pPr>
         <w:pStyle w:val="Heading1"/>
       </w:pPr>
       <w:r>
-        <w:t>Naturvårdsarter</w:t>
+        <w:t>Naturvårdsarter och fridlysta arter</w:t>
       </w:r>
     </w:p>
     <w:p>
       <w:r>
-        <w:t>Inom 16 meter från avverkningsanmälan har följande 2 naturvårdsarter hittats: motaggsvamp (NT, T) och fläcknycklar (§8). Av dessa är 1 rödlistade. För rödlistade arter har rödlistekategorin angivits inom parentes. Typiska arter inom Natura 2000 som är kopplade till skogsekosystem har markerats med (T). För fridlysta arter anges även paragrafen i Artskyddsförordningen som arten är fridlyst enligt.</w:t>
-      </w:r>
-    </w:p>
-    <w:p>
-      <w:r>
-        <w:t>De påträffade naturvårdsarterna är ett tydligt kvitto på att det rör sig om en skog med höga naturvärden.</w:t>
-      </w:r>
-    </w:p>
-    <w:p>
-      <w:pPr>
-        <w:pStyle w:val="Heading2"/>
-      </w:pPr>
-      <w:r>
-        <w:t>Fridlysta arter</w:t>
-      </w:r>
-    </w:p>
-    <w:p>
-      <w:r>
-        <w:t>Följande fridlysta arter har sina livsmiljöer och växtplatser i den avverkningsanmälda skogen: fläcknycklar (§8).</w:t>
-      </w:r>
-    </w:p>
-    <w:p>
-      <w:pPr>
-        <w:pStyle w:val="Heading2"/>
-      </w:pPr>
-      <w:r>
-        <w:t>Övriga naturvårdsarter</w:t>
+        <w:t>Nedan följer beskrivningar av de naturvårdsarter och fridlysta arter som har sina livsmiljöer och växtplatser i den avverkningsanmälda skogen. De påträffade naturvårdsarterna är ett tydligt kvitto på att det rör sig om en skog med höga naturvärden.</w:t>
       </w:r>
     </w:p>
     <w:p>
@@ -268,7 +247,7 @@
     <w:r>
       <w:tab/>
       <w:tab/>
-      <w:t>2026-06-20</w:t>
+      <w:t>2026-06-21</w:t>
       <w:br/>
       <w:br/>
     </w:r>

--- a/tillsyn/A 58572-2022 tillsynsbegäran.docx
+++ b/tillsyn/A 58572-2022 tillsynsbegäran.docx
@@ -247,7 +247,7 @@
     <w:r>
       <w:tab/>
       <w:tab/>
-      <w:t>2026-06-21</w:t>
+      <w:t>2026-06-22</w:t>
       <w:br/>
       <w:br/>
     </w:r>

--- a/tillsyn/A 58572-2022 tillsynsbegäran.docx
+++ b/tillsyn/A 58572-2022 tillsynsbegäran.docx
@@ -247,7 +247,7 @@
     <w:r>
       <w:tab/>
       <w:tab/>
-      <w:t>2026-06-22</w:t>
+      <w:t>2026-06-23</w:t>
       <w:br/>
       <w:br/>
     </w:r>

--- a/tillsyn/A 58572-2022 tillsynsbegäran.docx
+++ b/tillsyn/A 58572-2022 tillsynsbegäran.docx
@@ -247,7 +247,7 @@
     <w:r>
       <w:tab/>
       <w:tab/>
-      <w:t>2026-06-23</w:t>
+      <w:t>2026-06-24</w:t>
       <w:br/>
       <w:br/>
     </w:r>

--- a/tillsyn/A 58572-2022 tillsynsbegäran.docx
+++ b/tillsyn/A 58572-2022 tillsynsbegäran.docx
@@ -247,7 +247,7 @@
     <w:r>
       <w:tab/>
       <w:tab/>
-      <w:t>2026-06-24</w:t>
+      <w:t>2026-06-25</w:t>
       <w:br/>
       <w:br/>
     </w:r>

--- a/tillsyn/A 58572-2022 tillsynsbegäran.docx
+++ b/tillsyn/A 58572-2022 tillsynsbegäran.docx
@@ -247,7 +247,7 @@
     <w:r>
       <w:tab/>
       <w:tab/>
-      <w:t>2026-06-25</w:t>
+      <w:t>2026-06-26</w:t>
       <w:br/>
       <w:br/>
     </w:r>

--- a/tillsyn/A 58572-2022 tillsynsbegäran.docx
+++ b/tillsyn/A 58572-2022 tillsynsbegäran.docx
@@ -247,7 +247,7 @@
     <w:r>
       <w:tab/>
       <w:tab/>
-      <w:t>2026-06-26</w:t>
+      <w:t>2026-06-27</w:t>
       <w:br/>
       <w:br/>
     </w:r>

--- a/tillsyn/A 58572-2022 tillsynsbegäran.docx
+++ b/tillsyn/A 58572-2022 tillsynsbegäran.docx
@@ -247,7 +247,7 @@
     <w:r>
       <w:tab/>
       <w:tab/>
-      <w:t>2026-06-27</w:t>
+      <w:t>2026-06-28</w:t>
       <w:br/>
       <w:br/>
     </w:r>

--- a/tillsyn/A 58572-2022 tillsynsbegäran.docx
+++ b/tillsyn/A 58572-2022 tillsynsbegäran.docx
@@ -247,7 +247,7 @@
     <w:r>
       <w:tab/>
       <w:tab/>
-      <w:t>2026-06-28</w:t>
+      <w:t>2026-06-29</w:t>
       <w:br/>
       <w:br/>
     </w:r>

--- a/tillsyn/A 58572-2022 tillsynsbegäran.docx
+++ b/tillsyn/A 58572-2022 tillsynsbegäran.docx
@@ -247,7 +247,7 @@
     <w:r>
       <w:tab/>
       <w:tab/>
-      <w:t>2026-06-29</w:t>
+      <w:t>2026-06-30</w:t>
       <w:br/>
       <w:br/>
     </w:r>

--- a/tillsyn/A 58572-2022 tillsynsbegäran.docx
+++ b/tillsyn/A 58572-2022 tillsynsbegäran.docx
@@ -247,7 +247,7 @@
     <w:r>
       <w:tab/>
       <w:tab/>
-      <w:t>2026-06-30</w:t>
+      <w:t>2026-07-01</w:t>
       <w:br/>
       <w:br/>
     </w:r>

--- a/tillsyn/A 58572-2022 tillsynsbegäran.docx
+++ b/tillsyn/A 58572-2022 tillsynsbegäran.docx
@@ -247,7 +247,7 @@
     <w:r>
       <w:tab/>
       <w:tab/>
-      <w:t>2026-07-01</w:t>
+      <w:t>2026-07-02</w:t>
       <w:br/>
       <w:br/>
     </w:r>

--- a/tillsyn/A 58572-2022 tillsynsbegäran.docx
+++ b/tillsyn/A 58572-2022 tillsynsbegäran.docx
@@ -247,7 +247,7 @@
     <w:r>
       <w:tab/>
       <w:tab/>
-      <w:t>2026-07-02</w:t>
+      <w:t>2026-07-03</w:t>
       <w:br/>
       <w:br/>
     </w:r>

--- a/tillsyn/A 58572-2022 tillsynsbegäran.docx
+++ b/tillsyn/A 58572-2022 tillsynsbegäran.docx
@@ -247,7 +247,7 @@
     <w:r>
       <w:tab/>
       <w:tab/>
-      <w:t>2026-07-13</w:t>
+      <w:t>2026-07-14</w:t>
       <w:br/>
       <w:br/>
     </w:r>

--- a/tillsyn/A 58572-2022 tillsynsbegäran.docx
+++ b/tillsyn/A 58572-2022 tillsynsbegäran.docx
@@ -247,7 +247,7 @@
     <w:r>
       <w:tab/>
       <w:tab/>
-      <w:t>2026-07-14</w:t>
+      <w:t>2026-07-15</w:t>
       <w:br/>
       <w:br/>
     </w:r>

--- a/tillsyn/A 58572-2022 tillsynsbegäran.docx
+++ b/tillsyn/A 58572-2022 tillsynsbegäran.docx
@@ -247,7 +247,7 @@
     <w:r>
       <w:tab/>
       <w:tab/>
-      <w:t>2026-07-15</w:t>
+      <w:t>2026-07-16</w:t>
       <w:br/>
       <w:br/>
     </w:r>

--- a/tillsyn/A 58572-2022 tillsynsbegäran.docx
+++ b/tillsyn/A 58572-2022 tillsynsbegäran.docx
@@ -247,7 +247,7 @@
     <w:r>
       <w:tab/>
       <w:tab/>
-      <w:t>2026-07-16</w:t>
+      <w:t>2026-07-17</w:t>
       <w:br/>
       <w:br/>
     </w:r>

--- a/tillsyn/A 58572-2022 tillsynsbegäran.docx
+++ b/tillsyn/A 58572-2022 tillsynsbegäran.docx
@@ -247,7 +247,7 @@
     <w:r>
       <w:tab/>
       <w:tab/>
-      <w:t>2026-07-17</w:t>
+      <w:t>2026-07-18</w:t>
       <w:br/>
       <w:br/>
     </w:r>

--- a/tillsyn/A 58572-2022 tillsynsbegäran.docx
+++ b/tillsyn/A 58572-2022 tillsynsbegäran.docx
@@ -247,7 +247,7 @@
     <w:r>
       <w:tab/>
       <w:tab/>
-      <w:t>2026-07-18</w:t>
+      <w:t>2026-07-19</w:t>
       <w:br/>
       <w:br/>
     </w:r>

--- a/tillsyn/A 58572-2022 tillsynsbegäran.docx
+++ b/tillsyn/A 58572-2022 tillsynsbegäran.docx
@@ -247,7 +247,7 @@
     <w:r>
       <w:tab/>
       <w:tab/>
-      <w:t>2026-07-19</w:t>
+      <w:t>2026-07-20</w:t>
       <w:br/>
       <w:br/>
     </w:r>

--- a/tillsyn/A 58572-2022 tillsynsbegäran.docx
+++ b/tillsyn/A 58572-2022 tillsynsbegäran.docx
@@ -247,7 +247,7 @@
     <w:r>
       <w:tab/>
       <w:tab/>
-      <w:t>2026-07-20</w:t>
+      <w:t>2026-07-21</w:t>
       <w:br/>
       <w:br/>
     </w:r>

--- a/tillsyn/A 58572-2022 tillsynsbegäran.docx
+++ b/tillsyn/A 58572-2022 tillsynsbegäran.docx
@@ -247,7 +247,7 @@
     <w:r>
       <w:tab/>
       <w:tab/>
-      <w:t>2026-07-21</w:t>
+      <w:t>2026-07-22</w:t>
       <w:br/>
       <w:br/>
     </w:r>

--- a/tillsyn/A 58572-2022 tillsynsbegäran.docx
+++ b/tillsyn/A 58572-2022 tillsynsbegäran.docx
@@ -247,7 +247,7 @@
     <w:r>
       <w:tab/>
       <w:tab/>
-      <w:t>2026-07-22</w:t>
+      <w:t>2026-07-23</w:t>
       <w:br/>
       <w:br/>
     </w:r>

--- a/tillsyn/A 58572-2022 tillsynsbegäran.docx
+++ b/tillsyn/A 58572-2022 tillsynsbegäran.docx
@@ -247,7 +247,7 @@
     <w:r>
       <w:tab/>
       <w:tab/>
-      <w:t>2026-07-23</w:t>
+      <w:t>2026-07-24</w:t>
       <w:br/>
       <w:br/>
     </w:r>

--- a/tillsyn/A 58572-2022 tillsynsbegäran.docx
+++ b/tillsyn/A 58572-2022 tillsynsbegäran.docx
@@ -247,7 +247,7 @@
     <w:r>
       <w:tab/>
       <w:tab/>
-      <w:t>2026-07-24</w:t>
+      <w:t>2026-07-25</w:t>
       <w:br/>
       <w:br/>
     </w:r>

--- a/tillsyn/A 58572-2022 tillsynsbegäran.docx
+++ b/tillsyn/A 58572-2022 tillsynsbegäran.docx
@@ -247,7 +247,7 @@
     <w:r>
       <w:tab/>
       <w:tab/>
-      <w:t>2026-07-25</w:t>
+      <w:t>2026-07-26</w:t>
       <w:br/>
       <w:br/>
     </w:r>

--- a/tillsyn/A 58572-2022 tillsynsbegäran.docx
+++ b/tillsyn/A 58572-2022 tillsynsbegäran.docx
@@ -247,7 +247,7 @@
     <w:r>
       <w:tab/>
       <w:tab/>
-      <w:t>2026-07-26</w:t>
+      <w:t>2026-07-27</w:t>
       <w:br/>
       <w:br/>
     </w:r>

--- a/tillsyn/A 58572-2022 tillsynsbegäran.docx
+++ b/tillsyn/A 58572-2022 tillsynsbegäran.docx
@@ -247,7 +247,7 @@
     <w:r>
       <w:tab/>
       <w:tab/>
-      <w:t>2026-07-27</w:t>
+      <w:t>2026-07-28</w:t>
       <w:br/>
       <w:br/>
     </w:r>

--- a/tillsyn/A 58572-2022 tillsynsbegäran.docx
+++ b/tillsyn/A 58572-2022 tillsynsbegäran.docx
@@ -247,7 +247,7 @@
     <w:r>
       <w:tab/>
       <w:tab/>
-      <w:t>2026-07-28</w:t>
+      <w:t>2026-07-29</w:t>
       <w:br/>
       <w:br/>
     </w:r>

--- a/tillsyn/A 58572-2022 tillsynsbegäran.docx
+++ b/tillsyn/A 58572-2022 tillsynsbegäran.docx
@@ -247,7 +247,7 @@
     <w:r>
       <w:tab/>
       <w:tab/>
-      <w:t>2026-07-29</w:t>
+      <w:t>2026-07-30</w:t>
       <w:br/>
       <w:br/>
     </w:r>

--- a/tillsyn/A 58572-2022 tillsynsbegäran.docx
+++ b/tillsyn/A 58572-2022 tillsynsbegäran.docx
@@ -247,7 +247,7 @@
     <w:r>
       <w:tab/>
       <w:tab/>
-      <w:t>2026-07-30</w:t>
+      <w:t>2026-07-31</w:t>
       <w:br/>
       <w:br/>
     </w:r>

--- a/tillsyn/A 58572-2022 tillsynsbegäran.docx
+++ b/tillsyn/A 58572-2022 tillsynsbegäran.docx
@@ -247,7 +247,7 @@
     <w:r>
       <w:tab/>
       <w:tab/>
-      <w:t>2026-07-31</w:t>
+      <w:t>2026-08-01</w:t>
       <w:br/>
       <w:br/>
     </w:r>

--- a/tillsyn/A 58572-2022 tillsynsbegäran.docx
+++ b/tillsyn/A 58572-2022 tillsynsbegäran.docx
@@ -247,7 +247,7 @@
     <w:r>
       <w:tab/>
       <w:tab/>
-      <w:t>2026-08-01</w:t>
+      <w:t>2026-08-02</w:t>
       <w:br/>
       <w:br/>
     </w:r>

--- a/tillsyn/A 58572-2022 tillsynsbegäran.docx
+++ b/tillsyn/A 58572-2022 tillsynsbegäran.docx
@@ -247,7 +247,7 @@
     <w:r>
       <w:tab/>
       <w:tab/>
-      <w:t>2026-08-02</w:t>
+      <w:t>2026-08-03</w:t>
       <w:br/>
       <w:br/>
     </w:r>

--- a/tillsyn/A 58572-2022 tillsynsbegäran.docx
+++ b/tillsyn/A 58572-2022 tillsynsbegäran.docx
@@ -247,7 +247,7 @@
     <w:r>
       <w:tab/>
       <w:tab/>
-      <w:t>2026-08-03</w:t>
+      <w:t>2026-08-05</w:t>
       <w:br/>
       <w:br/>
     </w:r>

--- a/tillsyn/A 58572-2022 tillsynsbegäran.docx
+++ b/tillsyn/A 58572-2022 tillsynsbegäran.docx
@@ -247,7 +247,7 @@
     <w:r>
       <w:tab/>
       <w:tab/>
-      <w:t>2026-08-05</w:t>
+      <w:t>2026-08-07</w:t>
       <w:br/>
       <w:br/>
     </w:r>

--- a/tillsyn/A 58572-2022 tillsynsbegäran.docx
+++ b/tillsyn/A 58572-2022 tillsynsbegäran.docx
@@ -247,7 +247,7 @@
     <w:r>
       <w:tab/>
       <w:tab/>
-      <w:t>2026-08-07</w:t>
+      <w:t>2026-08-08</w:t>
       <w:br/>
       <w:br/>
     </w:r>

--- a/tillsyn/A 58572-2022 tillsynsbegäran.docx
+++ b/tillsyn/A 58572-2022 tillsynsbegäran.docx
@@ -60,7 +60,7 @@
         <w:spacing w:after="240"/>
       </w:pPr>
       <w:r>
-        <w:t>Figur 1. Fyndplatser för naturvårdsarter inom 16 meter från avverkningsanmälan. Markörer utan svart kant är placerade på fyndplatsen. Markörer med svart kant är placerade vid sidan av fyndplatsen har ett svart streck som visar fyndplatsens exakta position. Kartans mittpunktskoordinat är N 7237395, E 732808 i SWEREF 99 TM.</w:t>
+        <w:t>Figur 1. Fyndplatser för naturvårdsarter inom 16 meter från avverkningsanmälan. Markörer utan svart kant är placerade på fyndplatsen. Markörer med svart kant är placerade vid sidan av fyndplatsen och har ett svart streck som visar fyndplatsens exakta position. Kartans mittpunktskoordinat är N 7237395, E 732808 i SWEREF 99 TM.</w:t>
       </w:r>
     </w:p>
     <w:p>
@@ -247,7 +247,7 @@
     <w:r>
       <w:tab/>
       <w:tab/>
-      <w:t>2026-08-14</w:t>
+      <w:t>2026-08-15</w:t>
       <w:br/>
       <w:br/>
     </w:r>

--- a/tillsyn/A 58572-2022 tillsynsbegäran.docx
+++ b/tillsyn/A 58572-2022 tillsynsbegäran.docx
@@ -247,7 +247,7 @@
     <w:r>
       <w:tab/>
       <w:tab/>
-      <w:t>2026-08-15</w:t>
+      <w:t>2026-08-16</w:t>
       <w:br/>
       <w:br/>
     </w:r>

--- a/tillsyn/A 58572-2022 tillsynsbegäran.docx
+++ b/tillsyn/A 58572-2022 tillsynsbegäran.docx
@@ -247,7 +247,7 @@
     <w:r>
       <w:tab/>
       <w:tab/>
-      <w:t>2026-08-16</w:t>
+      <w:t>2026-08-17</w:t>
       <w:br/>
       <w:br/>
     </w:r>

--- a/tillsyn/A 58572-2022 tillsynsbegäran.docx
+++ b/tillsyn/A 58572-2022 tillsynsbegäran.docx
@@ -247,7 +247,7 @@
     <w:r>
       <w:tab/>
       <w:tab/>
-      <w:t>2026-08-17</w:t>
+      <w:t>2026-08-18</w:t>
       <w:br/>
       <w:br/>
     </w:r>

--- a/tillsyn/A 58572-2022 tillsynsbegäran.docx
+++ b/tillsyn/A 58572-2022 tillsynsbegäran.docx
@@ -247,7 +247,7 @@
     <w:r>
       <w:tab/>
       <w:tab/>
-      <w:t>2026-08-18</w:t>
+      <w:t>2026-08-19</w:t>
       <w:br/>
       <w:br/>
     </w:r>

--- a/tillsyn/A 58572-2022 tillsynsbegäran.docx
+++ b/tillsyn/A 58572-2022 tillsynsbegäran.docx
@@ -247,7 +247,7 @@
     <w:r>
       <w:tab/>
       <w:tab/>
-      <w:t>2026-08-19</w:t>
+      <w:t>2026-08-20</w:t>
       <w:br/>
       <w:br/>
     </w:r>

--- a/tillsyn/A 58572-2022 tillsynsbegäran.docx
+++ b/tillsyn/A 58572-2022 tillsynsbegäran.docx
@@ -247,7 +247,7 @@
     <w:r>
       <w:tab/>
       <w:tab/>
-      <w:t>2026-08-20</w:t>
+      <w:t>2026-08-21</w:t>
       <w:br/>
       <w:br/>
     </w:r>

--- a/tillsyn/A 58572-2022 tillsynsbegäran.docx
+++ b/tillsyn/A 58572-2022 tillsynsbegäran.docx
@@ -247,7 +247,7 @@
     <w:r>
       <w:tab/>
       <w:tab/>
-      <w:t>2026-08-21</w:t>
+      <w:t>2026-08-22</w:t>
       <w:br/>
       <w:br/>
     </w:r>

--- a/tillsyn/A 58572-2022 tillsynsbegäran.docx
+++ b/tillsyn/A 58572-2022 tillsynsbegäran.docx
@@ -247,7 +247,7 @@
     <w:r>
       <w:tab/>
       <w:tab/>
-      <w:t>2026-08-22</w:t>
+      <w:t>2026-08-23</w:t>
       <w:br/>
       <w:br/>
     </w:r>

--- a/tillsyn/A 58572-2022 tillsynsbegäran.docx
+++ b/tillsyn/A 58572-2022 tillsynsbegäran.docx
@@ -247,7 +247,7 @@
     <w:r>
       <w:tab/>
       <w:tab/>
-      <w:t>2026-08-23</w:t>
+      <w:t>2026-08-24</w:t>
       <w:br/>
       <w:br/>
     </w:r>

--- a/tillsyn/A 58572-2022 tillsynsbegäran.docx
+++ b/tillsyn/A 58572-2022 tillsynsbegäran.docx
@@ -247,7 +247,7 @@
     <w:r>
       <w:tab/>
       <w:tab/>
-      <w:t>2026-08-24</w:t>
+      <w:t>2026-08-25</w:t>
       <w:br/>
       <w:br/>
     </w:r>

--- a/tillsyn/A 58572-2022 tillsynsbegäran.docx
+++ b/tillsyn/A 58572-2022 tillsynsbegäran.docx
@@ -247,7 +247,7 @@
     <w:r>
       <w:tab/>
       <w:tab/>
-      <w:t>2026-08-25</w:t>
+      <w:t>2026-08-26</w:t>
       <w:br/>
       <w:br/>
     </w:r>

--- a/tillsyn/A 58572-2022 tillsynsbegäran.docx
+++ b/tillsyn/A 58572-2022 tillsynsbegäran.docx
@@ -247,7 +247,7 @@
     <w:r>
       <w:tab/>
       <w:tab/>
-      <w:t>2026-08-26</w:t>
+      <w:t>2026-08-27</w:t>
       <w:br/>
       <w:br/>
     </w:r>

--- a/tillsyn/A 58572-2022 tillsynsbegäran.docx
+++ b/tillsyn/A 58572-2022 tillsynsbegäran.docx
@@ -247,7 +247,7 @@
     <w:r>
       <w:tab/>
       <w:tab/>
-      <w:t>2026-08-27</w:t>
+      <w:t>2026-08-28</w:t>
       <w:br/>
       <w:br/>
     </w:r>

--- a/tillsyn/A 58572-2022 tillsynsbegäran.docx
+++ b/tillsyn/A 58572-2022 tillsynsbegäran.docx
@@ -247,7 +247,7 @@
     <w:r>
       <w:tab/>
       <w:tab/>
-      <w:t>2026-08-28</w:t>
+      <w:t>2026-08-29</w:t>
       <w:br/>
       <w:br/>
     </w:r>

--- a/tillsyn/A 58572-2022 tillsynsbegäran.docx
+++ b/tillsyn/A 58572-2022 tillsynsbegäran.docx
@@ -247,7 +247,7 @@
     <w:r>
       <w:tab/>
       <w:tab/>
-      <w:t>2026-08-29</w:t>
+      <w:t>2026-08-31</w:t>
       <w:br/>
       <w:br/>
     </w:r>

--- a/tillsyn/A 58572-2022 tillsynsbegäran.docx
+++ b/tillsyn/A 58572-2022 tillsynsbegäran.docx
@@ -247,7 +247,7 @@
     <w:r>
       <w:tab/>
       <w:tab/>
-      <w:t>2026-08-31</w:t>
+      <w:t>2026-09-01</w:t>
       <w:br/>
       <w:br/>
     </w:r>

--- a/tillsyn/A 58572-2022 tillsynsbegäran.docx
+++ b/tillsyn/A 58572-2022 tillsynsbegäran.docx
@@ -247,7 +247,7 @@
     <w:r>
       <w:tab/>
       <w:tab/>
-      <w:t>2026-09-01</w:t>
+      <w:t>2026-09-02</w:t>
       <w:br/>
       <w:br/>
     </w:r>

--- a/tillsyn/A 58572-2022 tillsynsbegäran.docx
+++ b/tillsyn/A 58572-2022 tillsynsbegäran.docx
@@ -247,7 +247,7 @@
     <w:r>
       <w:tab/>
       <w:tab/>
-      <w:t>2026-09-02</w:t>
+      <w:t>2026-09-03</w:t>
       <w:br/>
       <w:br/>
     </w:r>

--- a/tillsyn/A 58572-2022 tillsynsbegäran.docx
+++ b/tillsyn/A 58572-2022 tillsynsbegäran.docx
@@ -247,7 +247,7 @@
     <w:r>
       <w:tab/>
       <w:tab/>
-      <w:t>2026-09-03</w:t>
+      <w:t>2026-09-04</w:t>
       <w:br/>
       <w:br/>
     </w:r>

--- a/tillsyn/A 58572-2022 tillsynsbegäran.docx
+++ b/tillsyn/A 58572-2022 tillsynsbegäran.docx
@@ -247,7 +247,7 @@
     <w:r>
       <w:tab/>
       <w:tab/>
-      <w:t>2026-09-04</w:t>
+      <w:t>2026-09-05</w:t>
       <w:br/>
       <w:br/>
     </w:r>

--- a/tillsyn/A 58572-2022 tillsynsbegäran.docx
+++ b/tillsyn/A 58572-2022 tillsynsbegäran.docx
@@ -247,7 +247,7 @@
     <w:r>
       <w:tab/>
       <w:tab/>
-      <w:t>2026-09-05</w:t>
+      <w:t>2026-09-06</w:t>
       <w:br/>
       <w:br/>
     </w:r>

--- a/tillsyn/A 58572-2022 tillsynsbegäran.docx
+++ b/tillsyn/A 58572-2022 tillsynsbegäran.docx
@@ -247,7 +247,7 @@
     <w:r>
       <w:tab/>
       <w:tab/>
-      <w:t>2026-09-06</w:t>
+      <w:t>2026-09-07</w:t>
       <w:br/>
       <w:br/>
     </w:r>

--- a/tillsyn/A 58572-2022 tillsynsbegäran.docx
+++ b/tillsyn/A 58572-2022 tillsynsbegäran.docx
@@ -247,7 +247,7 @@
     <w:r>
       <w:tab/>
       <w:tab/>
-      <w:t>2026-09-07</w:t>
+      <w:t>2026-09-08</w:t>
       <w:br/>
       <w:br/>
     </w:r>

--- a/tillsyn/A 58572-2022 tillsynsbegäran.docx
+++ b/tillsyn/A 58572-2022 tillsynsbegäran.docx
@@ -247,7 +247,7 @@
     <w:r>
       <w:tab/>
       <w:tab/>
-      <w:t>2026-09-08</w:t>
+      <w:t>2026-09-09</w:t>
       <w:br/>
       <w:br/>
     </w:r>

--- a/tillsyn/A 58572-2022 tillsynsbegäran.docx
+++ b/tillsyn/A 58572-2022 tillsynsbegäran.docx
@@ -247,7 +247,7 @@
     <w:r>
       <w:tab/>
       <w:tab/>
-      <w:t>2026-09-09</w:t>
+      <w:t>2026-09-10</w:t>
       <w:br/>
       <w:br/>
     </w:r>

--- a/tillsyn/A 58572-2022 tillsynsbegäran.docx
+++ b/tillsyn/A 58572-2022 tillsynsbegäran.docx
@@ -247,7 +247,7 @@
     <w:r>
       <w:tab/>
       <w:tab/>
-      <w:t>2026-09-10</w:t>
+      <w:t>2026-09-11</w:t>
       <w:br/>
       <w:br/>
     </w:r>

--- a/tillsyn/A 58572-2022 tillsynsbegäran.docx
+++ b/tillsyn/A 58572-2022 tillsynsbegäran.docx
@@ -247,7 +247,7 @@
     <w:r>
       <w:tab/>
       <w:tab/>
-      <w:t>2026-09-11</w:t>
+      <w:t>2026-09-12</w:t>
       <w:br/>
       <w:br/>
     </w:r>
